--- a/data/usd_correlation_bottom_line.docx
+++ b/data/usd_correlation_bottom_line.docx
@@ -4,7 +4,7 @@
   <w:body>
     <w:p>
       <w:r>
-        <w:t>USD correlations: Over the last 30 trading days, USD sensitivity is concentrated in Gold (GLD) and Bitcoin (BTC), both showing clear inverse moves with the dollar, with gold the standout given its consistently strong negative readings across 15D, 30D, and 90D windows. Equities (SPX) also lean negatively linked to the USD, but that relationship has softened recently versus the stronger inverse pattern over 90D. Oil (USO) and broad commodities (COMT) show only mild and unstable linkage to the dollar, suggesting that recent moves there have been driven more by asset‑specific forces than by USD swings.</w:t>
+        <w:t>USD correlations: Over the last 30 trading days, USD sensitivity is concentrated in gold and bitcoin, both showing clear inverse links to the dollar, with gold the standout and its 15D/90D readings confirming a persistently strong negative relationship. Equities, oil, and broad commodities show only mild day‑to‑day connection to the dollar over 30 days, though the S&amp;P 500 retains a more notable inverse pattern when viewed over 90 days.</w:t>
       </w:r>
     </w:p>
     <w:sectPr>

--- a/data/usd_correlation_bottom_line.docx
+++ b/data/usd_correlation_bottom_line.docx
@@ -4,7 +4,7 @@
   <w:body>
     <w:p>
       <w:r>
-        <w:t>USD correlations: Over the last 30 trading days, USD sensitivity is concentrated in gold and bitcoin, both showing clear inverse links to the dollar, with gold the standout and its 15D/90D readings confirming a persistently strong negative relationship. Equities, oil, and broad commodities show only mild day‑to‑day connection to the dollar over 30 days, though the S&amp;P 500 retains a more notable inverse pattern when viewed over 90 days.</w:t>
+        <w:t>USD correlations: Over the last 30 trading days, USD sensitivity is concentrated in gold and bitcoin, both showing moderately negative correlations that imply they have tended to rise when the dollar falls and vice versa. Gold exhibits the strongest and most stable linkage to the dollar across 15D, 30D, and 90D windows, while bitcoin’s negative correlation is similar in size but a bit less consistent. Equities, oil, and broad commodities show relatively contained short-term USD linkage, suggesting their recent day-to-day moves have been driven more by non-USD factors.</w:t>
       </w:r>
     </w:p>
     <w:sectPr>

--- a/data/usd_correlation_bottom_line.docx
+++ b/data/usd_correlation_bottom_line.docx
@@ -4,7 +4,7 @@
   <w:body>
     <w:p>
       <w:r>
-        <w:t>USD correlations: Over the last 30 trading days, USD sensitivity is concentrated in gold and bitcoin, both showing moderately negative correlations that imply they have tended to rise when the dollar falls and vice versa. Gold exhibits the strongest and most stable linkage to the dollar across 15D, 30D, and 90D windows, while bitcoin’s negative correlation is similar in size but a bit less consistent. Equities, oil, and broad commodities show relatively contained short-term USD linkage, suggesting their recent day-to-day moves have been driven more by non-USD factors.</w:t>
+        <w:t>USD correlations: Over the last 30 trading days, USD sensitivity is concentrated in GLD, BTC, and the S&amp;P 500, all showing consistent negative linkage, with gold the most tightly and steadily tied to dollar moves. Bitcoin and equities also move inversely to the USD, but somewhat less strongly than gold and with modest variation across the 15D and 90D windows. Oil (USO) and broad commodities (COMT) show only mild, positive, and relatively unstable correlations to the dollar, indicating limited and less reliable USD influence on those returns.</w:t>
       </w:r>
     </w:p>
     <w:sectPr>

--- a/data/usd_correlation_bottom_line.docx
+++ b/data/usd_correlation_bottom_line.docx
@@ -4,7 +4,7 @@
   <w:body>
     <w:p>
       <w:r>
-        <w:t>USD correlations: Over the last 30 trading days, USD sensitivity is concentrated in GLD, BTC, and the S&amp;P 500, all showing consistent negative linkage, with gold the most tightly and steadily tied to dollar moves. Bitcoin and equities also move inversely to the USD, but somewhat less strongly than gold and with modest variation across the 15D and 90D windows. Oil (USO) and broad commodities (COMT) show only mild, positive, and relatively unstable correlations to the dollar, indicating limited and less reliable USD influence on those returns.</w:t>
+        <w:t>USD correlations: Over the last 30 trading days, USD sensitivity is concentrated in gold and Bitcoin, both showing consistent negative linkages, with gold standing out as the single strongest and most stable inverse relationship across 15D, 30D, and 90D windows. The S&amp;P 500 also leans negatively correlated to the dollar, but its 30D linkage is weaker and less stable than gold’s longer-run pattern. Oil (USO) and broad commodities (COMT) show only mild, positive, and relatively steady correlations, implying that most of the meaningful USD impact in this set is not broadly shared across the commodity complex.</w:t>
       </w:r>
     </w:p>
     <w:sectPr>

--- a/data/usd_correlation_bottom_line.docx
+++ b/data/usd_correlation_bottom_line.docx
@@ -4,7 +4,7 @@
   <w:body>
     <w:p>
       <w:r>
-        <w:t>USD correlations: Over the last 30 trading days, USD sensitivity is concentrated in gold and Bitcoin, both showing consistent negative linkages, with gold standing out as the single strongest and most stable inverse relationship across 15D, 30D, and 90D windows. The S&amp;P 500 also leans negatively correlated to the dollar, but its 30D linkage is weaker and less stable than gold’s longer-run pattern. Oil (USO) and broad commodities (COMT) show only mild, positive, and relatively steady correlations, implying that most of the meaningful USD impact in this set is not broadly shared across the commodity complex.</w:t>
+        <w:t>USD correlations: Over the last 30 trading days, USD sensitivity is concentrated in defensive, “store-of-value” assets, with gold showing the strongest inverse linkage to the dollar and Bitcoin also moving meaningfully opposite to DXY. The S&amp;P 500 has a moderate negative correlation, suggesting equities have tended to struggle on days when the dollar strengthens, but less so than gold or Bitcoin. Oil and broad commodities show only weak, positive correlations to the USD, indicating that their day-to-day moves have been largely independent of dollar fluctuations.</w:t>
       </w:r>
     </w:p>
     <w:sectPr>

--- a/data/usd_correlation_bottom_line.docx
+++ b/data/usd_correlation_bottom_line.docx
@@ -4,7 +4,7 @@
   <w:body>
     <w:p>
       <w:r>
-        <w:t>USD correlations: Over the last 30 trading days, USD sensitivity is concentrated in defensive, “store-of-value” assets, with gold showing the strongest inverse linkage to the dollar and Bitcoin also moving meaningfully opposite to DXY. The S&amp;P 500 has a moderate negative correlation, suggesting equities have tended to struggle on days when the dollar strengthens, but less so than gold or Bitcoin. Oil and broad commodities show only weak, positive correlations to the USD, indicating that their day-to-day moves have been largely independent of dollar fluctuations.</w:t>
+        <w:t>USD correlations: Over the last 30 trading days, USD sensitivity is concentrated in GLD, BTC, and the S&amp;P 500, all showing clear negative correlations, while broad commodities remain relatively insulated from dollar moves. Gold stands out with the strongest and very stable negative linkage to the USD across 15D, 30D, and 90D windows, with Bitcoin and equities also tending to weaken when the dollar strengthens. In contrast, oil and the broad commodity basket show only mild and less consistent positive correlations, suggesting that recent USD shifts have not been the dominant driver for those markets.</w:t>
       </w:r>
     </w:p>
     <w:sectPr>

--- a/data/usd_correlation_bottom_line.docx
+++ b/data/usd_correlation_bottom_line.docx
@@ -4,7 +4,7 @@
   <w:body>
     <w:p>
       <w:r>
-        <w:t>USD correlations: Over the last 30 trading days, USD sensitivity is concentrated in GLD, BTC, and the S&amp;P 500, all showing clear negative correlations, while broad commodities remain relatively insulated from dollar moves. Gold stands out with the strongest and very stable negative linkage to the USD across 15D, 30D, and 90D windows, with Bitcoin and equities also tending to weaken when the dollar strengthens. In contrast, oil and the broad commodity basket show only mild and less consistent positive correlations, suggesting that recent USD shifts have not been the dominant driver for those markets.</w:t>
+        <w:t>USD correlations: Over the last 30 trading days, USD sensitivity is concentrated in three assets: GLD, BTC, and the S&amp;P 500, all showing a clear tendency to move opposite the dollar, with gold the most strongly tied. GLD’s consistently strong negative correlation across 15D, 30D, and 90D highlights it as the cleanest inverse USD play in this set, while BTC and SPX also show stable, though slightly weaker, inverse patterns. By contrast, USO and broad commodities have only mild and somewhat unstable correlations with the dollar, suggesting their recent moves have been driven more by asset-specific factors than by USD swings.</w:t>
       </w:r>
     </w:p>
     <w:sectPr>

--- a/data/usd_correlation_bottom_line.docx
+++ b/data/usd_correlation_bottom_line.docx
@@ -4,7 +4,7 @@
   <w:body>
     <w:p>
       <w:r>
-        <w:t>USD correlations: Over the last 30 trading days, USD sensitivity is concentrated in three assets: GLD, BTC, and the S&amp;P 500, all showing a clear tendency to move opposite the dollar, with gold the most strongly tied. GLD’s consistently strong negative correlation across 15D, 30D, and 90D highlights it as the cleanest inverse USD play in this set, while BTC and SPX also show stable, though slightly weaker, inverse patterns. By contrast, USO and broad commodities have only mild and somewhat unstable correlations with the dollar, suggesting their recent moves have been driven more by asset-specific factors than by USD swings.</w:t>
+        <w:t>USD correlations: Over the last 30 trading days, USD sensitivity is concentrated in GLD, BTC, and SPX, all showing moderately negative correlations, meaning they have generally moved in the opposite direction of the dollar. Gold stands out with the strongest and very stable inverse linkage across 15D, 30D, and 90D windows, while Bitcoin and the S&amp;P 500 also show consistent, though slightly weaker, inverse patterns. In contrast, USO and broad commodities exhibit contained and near-zero correlations to the USD, indicating little systematic co-movement with dollar moves over these horizons.</w:t>
       </w:r>
     </w:p>
     <w:sectPr>

--- a/data/usd_correlation_bottom_line.docx
+++ b/data/usd_correlation_bottom_line.docx
@@ -4,7 +4,7 @@
   <w:body>
     <w:p>
       <w:r>
-        <w:t>USD correlations: Over the last 30 trading days, USD sensitivity is concentrated in GLD, BTC, and SPX, all showing moderately negative correlations, meaning they have generally moved in the opposite direction of the dollar. Gold stands out with the strongest and very stable inverse linkage across 15D, 30D, and 90D windows, while Bitcoin and the S&amp;P 500 also show consistent, though slightly weaker, inverse patterns. In contrast, USO and broad commodities exhibit contained and near-zero correlations to the USD, indicating little systematic co-movement with dollar moves over these horizons.</w:t>
+        <w:t>USD correlations: Over the last 30 trading days, USD sensitivity is concentrated in GLD, BTC, and the S&amp;P 500, all showing moderate inverse moves versus the dollar, while oil and broad commodities have stayed relatively insulated. GLD stands out as the strongest and most consistent USD hedge, with a firmly negative correlation that is stable across 15D and 90D windows. Bitcoin’s inverse linkage to the USD is also persistent, while the S&amp;P’s negative correlation has eased a bit in the very short term but remains similar to its 90D pattern.</w:t>
       </w:r>
     </w:p>
     <w:sectPr>

--- a/data/usd_correlation_bottom_line.docx
+++ b/data/usd_correlation_bottom_line.docx
@@ -4,7 +4,7 @@
   <w:body>
     <w:p>
       <w:r>
-        <w:t>USD correlations: Over the last 30 trading days, USD sensitivity is concentrated in GLD, BTC, and the S&amp;P 500, all showing moderate inverse moves versus the dollar, while oil and broad commodities have stayed relatively insulated. GLD stands out as the strongest and most consistent USD hedge, with a firmly negative correlation that is stable across 15D and 90D windows. Bitcoin’s inverse linkage to the USD is also persistent, while the S&amp;P’s negative correlation has eased a bit in the very short term but remains similar to its 90D pattern.</w:t>
+        <w:t>USD correlations: Over the last 30 trading days, USD sensitivity is concentrated in Gold (GLD), which shows a clearly negative linkage that has been both strong and persistent across the 15D and 90D windows, and in Bitcoin futures, which also lean meaningfully inverse to the dollar. The S&amp;P 500 exhibits a milder, but still negative, relationship to USD, while broad commodities and oil remain relatively contained, showing only weak day‑to‑day co-movement with the dollar.</w:t>
       </w:r>
     </w:p>
     <w:sectPr>

--- a/data/usd_correlation_bottom_line.docx
+++ b/data/usd_correlation_bottom_line.docx
@@ -4,7 +4,7 @@
   <w:body>
     <w:p>
       <w:r>
-        <w:t>USD correlations: Over the last 30 trading days, USD sensitivity is concentrated in Gold (GLD), which shows a clearly negative linkage that has been both strong and persistent across the 15D and 90D windows, and in Bitcoin futures, which also lean meaningfully inverse to the dollar. The S&amp;P 500 exhibits a milder, but still negative, relationship to USD, while broad commodities and oil remain relatively contained, showing only weak day‑to‑day co-movement with the dollar.</w:t>
+        <w:t>USD correlations: Over the last 30 trading days, USD sensitivity is concentrated in gold, where GLD shows a strong and consistently negative linkage, and in Bitcoin futures, which also move meaningfully opposite to the dollar. The S&amp;P 500 has a moderate, more variable negative relationship with USD, while broad commodities and oil remain only weakly tied to dollar moves across all windows. Overall, the clearest dollar hedge behavior is in GLD, with BTC showing a secondary but notable inverse response.</w:t>
       </w:r>
     </w:p>
     <w:sectPr>

--- a/data/usd_correlation_bottom_line.docx
+++ b/data/usd_correlation_bottom_line.docx
@@ -4,7 +4,7 @@
   <w:body>
     <w:p>
       <w:r>
-        <w:t>USD correlations: Over the last 30 trading days, USD sensitivity is concentrated in gold, where GLD shows a strong and consistently negative linkage, and in Bitcoin futures, which also move meaningfully opposite to the dollar. The S&amp;P 500 has a moderate, more variable negative relationship with USD, while broad commodities and oil remain only weakly tied to dollar moves across all windows. Overall, the clearest dollar hedge behavior is in GLD, with BTC showing a secondary but notable inverse response.</w:t>
+        <w:t>USD correlations: Over the last 30 trading days, USD sensitivity is concentrated in GLD, SPX, and Bitcoin, all showing moderately negative linkages that imply they have generally moved opposite to the dollar. GLD stands out as the dominant USD hedge in this set, with its strong and persistent negative correlation across 15D, 30D, and 90D. SPX and Bitcoin also lean clearly inverse to the USD, though a bit less tightly. In contrast, broad commodities and oil have shown only minimal USD linkage, suggesting their recent moves have been driven more by asset‑specific factors than by dollar swings.</w:t>
       </w:r>
     </w:p>
     <w:sectPr>

--- a/data/usd_correlation_bottom_line.docx
+++ b/data/usd_correlation_bottom_line.docx
@@ -4,7 +4,7 @@
   <w:body>
     <w:p>
       <w:r>
-        <w:t>USD correlations: Over the last 30 trading days, USD sensitivity is concentrated in GLD, SPX, and Bitcoin, all showing moderately negative linkages that imply they have generally moved opposite to the dollar. GLD stands out as the dominant USD hedge in this set, with its strong and persistent negative correlation across 15D, 30D, and 90D. SPX and Bitcoin also lean clearly inverse to the USD, though a bit less tightly. In contrast, broad commodities and oil have shown only minimal USD linkage, suggesting their recent moves have been driven more by asset‑specific factors than by dollar swings.</w:t>
+        <w:t>USD correlations: Over the last 30 trading days, USD sensitivity is concentrated in GLD, SPX, and Bitcoin, all of which tend to move in the opposite direction of the dollar, with gold showing the clearest inverse relationship. Gold’s negative linkage to the USD is also stable across 15D and 90D windows, while SPX and Bitcoin show a somewhat weaker but still consistent pattern. In contrast, broad commodities and oil exhibit only minimal correlation to the dollar across all windows, suggesting limited direct impact from day-to-day USD moves on those exposures.</w:t>
       </w:r>
     </w:p>
     <w:sectPr>

--- a/data/usd_correlation_bottom_line.docx
+++ b/data/usd_correlation_bottom_line.docx
@@ -4,7 +4,7 @@
   <w:body>
     <w:p>
       <w:r>
-        <w:t>USD correlations: Over the last 30 trading days, USD sensitivity is concentrated in GLD, SPX, and Bitcoin, all of which tend to move in the opposite direction of the dollar, with gold showing the clearest inverse relationship. Gold’s negative linkage to the USD is also stable across 15D and 90D windows, while SPX and Bitcoin show a somewhat weaker but still consistent pattern. In contrast, broad commodities and oil exhibit only minimal correlation to the dollar across all windows, suggesting limited direct impact from day-to-day USD moves on those exposures.</w:t>
+        <w:t>USD correlations: Over the last 30 trading days, USD sensitivity is concentrated in GLD, SPX, and Bitcoin, all showing meaningful negative links, with gold standing out as the strongest inverse mover versus the dollar. GLD’s consistently strong negative correlation across 15D and 90D windows highlights it as the clearest offset to USD strength in this set. SPX and Bitcoin also lean negatively to the dollar, but less consistently than gold, while broad commodities and oil show only weak and unstable USD relationships.</w:t>
       </w:r>
     </w:p>
     <w:sectPr>
